--- a/informes-growth/cameco-2026-10-14/Cameco - growth - 2026-10-14.docx
+++ b/informes-growth/cameco-2026-10-14/Cameco - growth - 2026-10-14.docx
@@ -3398,10 +3398,10 @@
           <w:bCs/>
           <w:b/>
         </w:rPr>
-        <w:t xml:space="preserve">Liquidez</w:t>
-      </w:r>
-      <w:r>
-        <w:t xml:space="preserve">: ≈27 EUR; solo cabría sustituyendo, y no procede.</w:t>
+        <w:t xml:space="preserve">Liquidez libre</w:t>
+      </w:r>
+      <w:r>
+        <w:t xml:space="preserve">: casi nula; solo cabría sustituyendo, y no procede.</w:t>
       </w:r>
     </w:p>
     <w:p>
